--- a/regions/LME_034/Model_validation_34_1_Bay_of_Bengal_(1978).docx
+++ b/regions/LME_034/Model_validation_34_1_Bay_of_Bengal_(1978).docx
@@ -7,7 +7,7 @@
         <w:pStyle w:val="Title"/>
       </w:pPr>
       <w:r>
-        <w:t>Regional model validation record</w:t>
+        <w:t>Bay of Bengal model validation</w:t>
       </w:r>
     </w:p>
     <w:tbl>
@@ -906,15 +906,6 @@
         </w:tc>
       </w:tr>
     </w:tbl>
-    <w:p>
-      <w:pPr>
-        <w:spacing w:after="40" w:before="0" w:line="240" w:lineRule="auto"/>
-        <w:pageBreakBefore/>
-      </w:pPr>
-      <w:r>
-        <w:t>Bay of Bengal • LME_034 • 1978 model</w:t>
-      </w:r>
-    </w:p>
     <w:tbl>
       <w:tblPr>
         <w:tblW w:type="auto" w:w="0"/>
@@ -1329,6 +1320,20 @@
             <w:r>
               <w:t>Model-derived estimates remain provisional because source diet reconstruction and derived BA are unresolved. Numerical reproducibility does not establish author-native balance.</w:t>
             </w:r>
+          </w:p>
+          <w:p>
+            <w:r>
+              <w:t xml:space="preserve">The assumed Marine fishes not identified mixture contributes 23.19% of GE, 22.49% of TE and 23.23% of With Egestion PPR. Its unknown composition remains consequential after candidate correction. </w:t>
+            </w:r>
+            <w:hyperlink r:id="rId28">
+              <w:r>
+                <w:rPr>
+                  <w:color w:val="0563C1"/>
+                  <w:u w:val="single"/>
+                </w:rPr>
+                <w:t>Method-specific exposure</w:t>
+              </w:r>
+            </w:hyperlink>
           </w:p>
         </w:tc>
       </w:tr>
@@ -3409,8 +3414,20 @@
         <w:spacing w:after="120"/>
       </w:pPr>
       <w:r>
-        <w:t>No unresolved mappings remain. Very low assignments account for 20.8215% of landings and 7.7990% of simple-chain PPR: Marine fishes not identified, Perciformes, Marine pelagic fishes not identified, Scombroidei and Malacostraca. Their broad reporting mixtures are approximated by compatible named and residual pools; source-model catches proxy the unknown composition.</w:t>
+        <w:t>No unresolved mappings remain. Very low assignments account for 20.8215% of landings and 7.7990% of simple-chain PPR: Marine fishes not identified, Perciformes, Marine pelagic fishes not identified, Scombroidei and Malacostraca. Their broad reporting mixtures are approximated by compatible named and residual pools; source-model catches proxy the unknown composition. Eligible deep-water and mixed fish pools are included where their source-listed constituents fit the reporting category. Whole-guild catches proxy the unknown constituent fractions.</w:t>
       </w:r>
+      <w:r>
+        <w:t xml:space="preserve"> Broad marine fish now includes all 23 eligible bony-fish pools; the pelagic subset has 21. Named tuna/billfish categories do not prove absence from unidentified catches. Source-zero small bathypelagics remain eligible; Maldives shelf pools retain the documented geographic exclusion. </w:t>
+      </w:r>
+      <w:hyperlink r:id="rId27">
+        <w:r>
+          <w:rPr>
+            <w:color w:val="0563C1"/>
+            <w:u w:val="single"/>
+          </w:rPr>
+          <w:t>Complete candidate evidence</w:t>
+        </w:r>
+      </w:hyperlink>
     </w:p>
     <w:p>
       <w:pPr>

--- a/regions/LME_034/Model_validation_34_1_Bay_of_Bengal_(1978).docx
+++ b/regions/LME_034/Model_validation_34_1_Bay_of_Bengal_(1978).docx
@@ -888,7 +888,7 @@
               <w:t xml:space="preserve"> (</w:t>
             </w:r>
             <w:r>
-              <w:t>5.48%</w:t>
+              <w:t>5.5%</w:t>
             </w:r>
             <w:r>
               <w:t xml:space="preserve">), </w:t>
@@ -929,7 +929,7 @@
               <w:t xml:space="preserve"> (</w:t>
             </w:r>
             <w:r>
-              <w:t>3.36%</w:t>
+              <w:t>3.4%</w:t>
             </w:r>
             <w:r>
               <w:t xml:space="preserve">), </w:t>
@@ -1627,7 +1627,7 @@
           </w:tcPr>
           <w:p>
             <w:r>
-              <w:t xml:space="preserve">The assumed Marine fishes not identified mixture contributes 23.19% of GE, 22.49% of TE and 23.23% of With Egestion PPR. Its unknown composition remains consequential after candidate correction. </w:t>
+              <w:t xml:space="preserve">The assumed Marine fishes not identified mixture contributes 23% of GE, 22% of TE and 23% of With Egestion PPR. Its unknown composition remains consequential after candidate correction. </w:t>
             </w:r>
             <w:hyperlink r:id="rId20">
               <w:r>
@@ -2124,7 +2124,7 @@
               <w:jc w:val="center"/>
             </w:pPr>
             <w:r>
-              <w:t>20.0050</w:t>
+              <w:t>20%</w:t>
             </w:r>
           </w:p>
         </w:tc>
@@ -2151,7 +2151,7 @@
               <w:jc w:val="center"/>
             </w:pPr>
             <w:r>
-              <w:t>24.5910</w:t>
+              <w:t>25%</w:t>
             </w:r>
           </w:p>
         </w:tc>
@@ -2236,7 +2236,7 @@
               <w:jc w:val="center"/>
             </w:pPr>
             <w:r>
-              <w:t>59.1735</w:t>
+              <w:t>59%</w:t>
             </w:r>
           </w:p>
         </w:tc>
@@ -2263,7 +2263,7 @@
               <w:jc w:val="center"/>
             </w:pPr>
             <w:r>
-              <w:t>67.6100</w:t>
+              <w:t>68%</w:t>
             </w:r>
           </w:p>
         </w:tc>
@@ -2348,7 +2348,7 @@
               <w:jc w:val="center"/>
             </w:pPr>
             <w:r>
-              <w:t>0.0000</w:t>
+              <w:t>0%</w:t>
             </w:r>
           </w:p>
         </w:tc>
@@ -2375,7 +2375,7 @@
               <w:jc w:val="center"/>
             </w:pPr>
             <w:r>
-              <w:t>0.0000</w:t>
+              <w:t>0%</w:t>
             </w:r>
           </w:p>
         </w:tc>
@@ -2460,7 +2460,7 @@
               <w:jc w:val="center"/>
             </w:pPr>
             <w:r>
-              <w:t>20.8215</w:t>
+              <w:t>21%</w:t>
             </w:r>
           </w:p>
         </w:tc>
@@ -2487,7 +2487,7 @@
               <w:jc w:val="center"/>
             </w:pPr>
             <w:r>
-              <w:t>7.7990</w:t>
+              <w:t>7.8%</w:t>
             </w:r>
           </w:p>
         </w:tc>
@@ -2572,7 +2572,7 @@
               <w:jc w:val="center"/>
             </w:pPr>
             <w:r>
-              <w:t>0.0000</w:t>
+              <w:t>0%</w:t>
             </w:r>
           </w:p>
         </w:tc>
@@ -2599,7 +2599,7 @@
               <w:jc w:val="center"/>
             </w:pPr>
             <w:r>
-              <w:t>0.0000</w:t>
+              <w:t>0%</w:t>
             </w:r>
           </w:p>
         </w:tc>
@@ -2841,7 +2841,7 @@
               <w:jc w:val="center"/>
             </w:pPr>
             <w:r>
-              <w:t>60.3323</w:t>
+              <w:t>60%</w:t>
             </w:r>
           </w:p>
         </w:tc>
@@ -2926,7 +2926,7 @@
               <w:jc w:val="center"/>
             </w:pPr>
             <w:r>
-              <w:t>28.2780</w:t>
+              <w:t>28%</w:t>
             </w:r>
           </w:p>
         </w:tc>
@@ -3011,7 +3011,7 @@
               <w:jc w:val="center"/>
             </w:pPr>
             <w:r>
-              <w:t>7.7990</w:t>
+              <w:t>7.8%</w:t>
             </w:r>
           </w:p>
         </w:tc>
@@ -3096,7 +3096,7 @@
               <w:jc w:val="center"/>
             </w:pPr>
             <w:r>
-              <w:t>2.5513</w:t>
+              <w:t>2.6%</w:t>
             </w:r>
           </w:p>
         </w:tc>
@@ -3181,7 +3181,7 @@
               <w:jc w:val="center"/>
             </w:pPr>
             <w:r>
-              <w:t>0.6593</w:t>
+              <w:t>0.66%</w:t>
             </w:r>
           </w:p>
         </w:tc>
@@ -3266,7 +3266,7 @@
               <w:jc w:val="center"/>
             </w:pPr>
             <w:r>
-              <w:t>0.3802</w:t>
+              <w:t>0.38%</w:t>
             </w:r>
           </w:p>
         </w:tc>
@@ -3351,7 +3351,7 @@
               <w:jc w:val="center"/>
             </w:pPr>
             <w:r>
-              <w:t>0.0000</w:t>
+              <w:t>0%</w:t>
             </w:r>
           </w:p>
         </w:tc>
@@ -3587,7 +3587,7 @@
               <w:jc w:val="center"/>
             </w:pPr>
             <w:r>
-              <w:t>75.4090</w:t>
+              <w:t>75%</w:t>
             </w:r>
           </w:p>
         </w:tc>
@@ -3672,7 +3672,7 @@
               <w:jc w:val="center"/>
             </w:pPr>
             <w:r>
-              <w:t>24.5910</w:t>
+              <w:t>25%</w:t>
             </w:r>
           </w:p>
         </w:tc>
